--- a/user_guide.docx
+++ b/user_guide.docx
@@ -15,12 +15,12 @@
         <w:pStyle w:val="Heading1"/>
       </w:pPr>
       <w:r>
-        <w:t>Getting Started</w:t>
+        <w:t>Overview</w:t>
       </w:r>
     </w:p>
     <w:p>
       <w:r>
-        <w:t>Start a session and input your experience.</w:t>
+        <w:t>Resume Co-Pilot helps you turn a rough career story into a resume draft in one working session. You can start by typing, uploading a file, or using browser voice dictation.</w:t>
       </w:r>
     </w:p>
     <w:p>
@@ -28,12 +28,22 @@
         <w:pStyle w:val="Heading1"/>
       </w:pPr>
       <w:r>
-        <w:t>Conversation</w:t>
+        <w:t>Start A Session</w:t>
       </w:r>
     </w:p>
     <w:p>
       <w:r>
-        <w:t>Answer questions naturally.</w:t>
+        <w:t>1. Open the app and begin on the welcome screen.</w:t>
+      </w:r>
+    </w:p>
+    <w:p>
+      <w:r>
+        <w:t>2. Choose one input method: type your background, upload a TXT, MD, DOCX, or PDF file, or use microphone dictation if your browser supports it.</w:t>
+      </w:r>
+    </w:p>
+    <w:p>
+      <w:r>
+        <w:t>3. Continue into the main workspace and review the large brain-dump text area.</w:t>
       </w:r>
     </w:p>
     <w:p>
@@ -41,12 +51,27 @@
         <w:pStyle w:val="Heading1"/>
       </w:pPr>
       <w:r>
-        <w:t>Review</w:t>
+        <w:t>Extract Facts</w:t>
       </w:r>
     </w:p>
     <w:p>
       <w:r>
-        <w:t>Check extracted facts and missing info.</w:t>
+        <w:t>1. Click Extract Facts to generate structured facts and follow-up questions.</w:t>
+      </w:r>
+    </w:p>
+    <w:p>
+      <w:r>
+        <w:t>2. Review the extracted facts carefully.</w:t>
+      </w:r>
+    </w:p>
+    <w:p>
+      <w:r>
+        <w:t>3. Edit, add, or remove facts if the system missed important details or wording.</w:t>
+      </w:r>
+    </w:p>
+    <w:p>
+      <w:r>
+        <w:t>4. Save facts or refresh questions after making fact edits so the rest of the session stays in sync.</w:t>
       </w:r>
     </w:p>
     <w:p>
@@ -54,12 +79,17 @@
         <w:pStyle w:val="Heading1"/>
       </w:pPr>
       <w:r>
-        <w:t>Build Resume</w:t>
+        <w:t>Answer Follow-Up Questions</w:t>
       </w:r>
     </w:p>
     <w:p>
       <w:r>
-        <w:t>Click build when ready.</w:t>
+        <w:t>1. Fill in the targeted follow-up questions about impact, tools, and target role.</w:t>
+      </w:r>
+    </w:p>
+    <w:p>
+      <w:r>
+        <w:t>2. Click Build Resume Draft to create the first draft.</w:t>
       </w:r>
     </w:p>
     <w:p>
@@ -67,12 +97,100 @@
         <w:pStyle w:val="Heading1"/>
       </w:pPr>
       <w:r>
-        <w:t>Export</w:t>
+        <w:t>Review And Finalize</w:t>
       </w:r>
     </w:p>
     <w:p>
       <w:r>
-        <w:t>Download resume and transcript.</w:t>
+        <w:t>1. Review the session transcript and draft output.</w:t>
+      </w:r>
+    </w:p>
+    <w:p>
+      <w:r>
+        <w:t>2. Click Review Transcript + Draft for an AI review pass.</w:t>
+      </w:r>
+    </w:p>
+    <w:p>
+      <w:r>
+        <w:t>3. Enter final change requests if you want a stronger summary or different emphasis.</w:t>
+      </w:r>
+    </w:p>
+    <w:p>
+      <w:r>
+        <w:t>4. Click Prepare Final Resume to generate the final version.</w:t>
+      </w:r>
+    </w:p>
+    <w:p>
+      <w:pPr>
+        <w:pStyle w:val="Heading1"/>
+      </w:pPr>
+      <w:r>
+        <w:t>Download And Export</w:t>
+      </w:r>
+    </w:p>
+    <w:p>
+      <w:r>
+        <w:t>You can download or export the current result in these formats:</w:t>
+      </w:r>
+    </w:p>
+    <w:p>
+      <w:pPr>
+        <w:pStyle w:val="ListBullet"/>
+      </w:pPr>
+      <w:r>
+        <w:t>Markdown</w:t>
+      </w:r>
+    </w:p>
+    <w:p>
+      <w:pPr>
+        <w:pStyle w:val="ListBullet"/>
+      </w:pPr>
+      <w:r>
+        <w:t>JSON</w:t>
+      </w:r>
+    </w:p>
+    <w:p>
+      <w:pPr>
+        <w:pStyle w:val="ListBullet"/>
+      </w:pPr>
+      <w:r>
+        <w:t>DOCX</w:t>
+      </w:r>
+    </w:p>
+    <w:p>
+      <w:pPr>
+        <w:pStyle w:val="ListBullet"/>
+      </w:pPr>
+      <w:r>
+        <w:t>PDF</w:t>
+      </w:r>
+    </w:p>
+    <w:p>
+      <w:r>
+        <w:t>You can also download the session transcript separately.</w:t>
+      </w:r>
+    </w:p>
+    <w:p>
+      <w:pPr>
+        <w:pStyle w:val="Heading1"/>
+      </w:pPr>
+      <w:r>
+        <w:t>Session Notes</w:t>
+      </w:r>
+    </w:p>
+    <w:p>
+      <w:r>
+        <w:t>Sessions are temporary and expire automatically. The interface shows the current session expiry time.</w:t>
+      </w:r>
+    </w:p>
+    <w:p>
+      <w:r>
+        <w:t>If a session expires, the app restores your locally saved text and starts a fresh session when possible.</w:t>
+      </w:r>
+    </w:p>
+    <w:p>
+      <w:r>
+        <w:t>If OpenAI is unavailable, the app falls back to a local draft and review flow so you can continue working.</w:t>
       </w:r>
     </w:p>
     <w:sectPr>

--- a/user_guide.docx
+++ b/user_guide.docx
@@ -11,16 +11,8 @@
       </w:r>
     </w:p>
     <w:p>
-      <w:pPr>
-        <w:pStyle w:val="Heading1"/>
-      </w:pPr>
       <w:r>
-        <w:t>Overview</w:t>
-      </w:r>
-    </w:p>
-    <w:p>
-      <w:r>
-        <w:t>Resume Co-Pilot helps you turn a rough career story into a resume draft in one working session. You can start by typing, uploading a file, or using browser voice dictation.</w:t>
+        <w:t>Welcome to Resume Co-Pilot. This application helps you turn a rough career story into a polished resume draft in one guided session. It is designed to feel approachable even if you do not have a finished resume yet.</w:t>
       </w:r>
     </w:p>
     <w:p>
@@ -28,22 +20,12 @@
         <w:pStyle w:val="Heading1"/>
       </w:pPr>
       <w:r>
-        <w:t>Start A Session</w:t>
+        <w:t>What The Application Does</w:t>
       </w:r>
     </w:p>
     <w:p>
       <w:r>
-        <w:t>1. Open the app and begin on the welcome screen.</w:t>
-      </w:r>
-    </w:p>
-    <w:p>
-      <w:r>
-        <w:t>2. Choose one input method: type your background, upload a TXT, MD, DOCX, or PDF file, or use microphone dictation if your browser supports it.</w:t>
-      </w:r>
-    </w:p>
-    <w:p>
-      <w:r>
-        <w:t>3. Continue into the main workspace and review the large brain-dump text area.</w:t>
+        <w:t>Resume Co-Pilot collects your background, extracts useful facts, asks focused follow-up questions, builds a draft, improves it through review, and lets you export the result in multiple formats.</w:t>
       </w:r>
     </w:p>
     <w:p>
@@ -51,27 +33,49 @@
         <w:pStyle w:val="Heading1"/>
       </w:pPr>
       <w:r>
-        <w:t>Extract Facts</w:t>
+        <w:t>Step 1 - Start In The Easiest Way For You</w:t>
       </w:r>
     </w:p>
     <w:p>
       <w:r>
-        <w:t>1. Click Extract Facts to generate structured facts and follow-up questions.</w:t>
+        <w:t>When you open the app, you begin on the welcome screen.</w:t>
+      </w:r>
+    </w:p>
+    <w:p>
+      <w:pPr>
+        <w:pStyle w:val="ListBullet"/>
+      </w:pPr>
+      <w:r>
+        <w:t>You can start by typing your story, uploading an existing file, or using browser voice dictation.</w:t>
+      </w:r>
+    </w:p>
+    <w:p>
+      <w:pPr>
+        <w:pStyle w:val="ListBullet"/>
+      </w:pPr>
+      <w:r>
+        <w:t>Typing is useful if you want full control.</w:t>
+      </w:r>
+    </w:p>
+    <w:p>
+      <w:pPr>
+        <w:pStyle w:val="ListBullet"/>
+      </w:pPr>
+      <w:r>
+        <w:t>Upload is useful if you already have resume notes, an old resume, or a draft file.</w:t>
+      </w:r>
+    </w:p>
+    <w:p>
+      <w:pPr>
+        <w:pStyle w:val="ListBullet"/>
+      </w:pPr>
+      <w:r>
+        <w:t>Voice is useful if speaking is easier than writing.</w:t>
       </w:r>
     </w:p>
     <w:p>
       <w:r>
-        <w:t>2. Review the extracted facts carefully.</w:t>
-      </w:r>
-    </w:p>
-    <w:p>
-      <w:r>
-        <w:t>3. Edit, add, or remove facts if the system missed important details or wording.</w:t>
-      </w:r>
-    </w:p>
-    <w:p>
-      <w:r>
-        <w:t>4. Save facts or refresh questions after making fact edits so the rest of the session stays in sync.</w:t>
+        <w:t>At this stage, the goal is not perfection. Just get your experience, strengths, tools, and goals into the app.</w:t>
       </w:r>
     </w:p>
     <w:p>
@@ -79,17 +83,22 @@
         <w:pStyle w:val="Heading1"/>
       </w:pPr>
       <w:r>
-        <w:t>Answer Follow-Up Questions</w:t>
+        <w:t>Step 2 - Extract Facts</w:t>
       </w:r>
     </w:p>
     <w:p>
       <w:r>
-        <w:t>1. Fill in the targeted follow-up questions about impact, tools, and target role.</w:t>
+        <w:t>After your story is ready, click Extract Facts.</w:t>
       </w:r>
     </w:p>
     <w:p>
       <w:r>
-        <w:t>2. Click Build Resume Draft to create the first draft.</w:t>
+        <w:t>The application turns your background into structured facts that are easier to review than a large paragraph.</w:t>
+      </w:r>
+    </w:p>
+    <w:p>
+      <w:r>
+        <w:t>This helps prepare the strongest raw material for the resume draft.</w:t>
       </w:r>
     </w:p>
     <w:p>
@@ -97,27 +106,41 @@
         <w:pStyle w:val="Heading1"/>
       </w:pPr>
       <w:r>
-        <w:t>Review And Finalize</w:t>
+        <w:t>Step 3 - Review And Edit Facts</w:t>
       </w:r>
     </w:p>
     <w:p>
       <w:r>
-        <w:t>1. Review the session transcript and draft output.</w:t>
+        <w:t>Before building the draft, review the extracted facts carefully.</w:t>
+      </w:r>
+    </w:p>
+    <w:p>
+      <w:pPr>
+        <w:pStyle w:val="ListBullet"/>
+      </w:pPr>
+      <w:r>
+        <w:t>You can edit labels and details if something needs better wording.</w:t>
+      </w:r>
+    </w:p>
+    <w:p>
+      <w:pPr>
+        <w:pStyle w:val="ListBullet"/>
+      </w:pPr>
+      <w:r>
+        <w:t>You can add new facts if something important is missing.</w:t>
+      </w:r>
+    </w:p>
+    <w:p>
+      <w:pPr>
+        <w:pStyle w:val="ListBullet"/>
+      </w:pPr>
+      <w:r>
+        <w:t>You can remove facts that are weak, incorrect, or not useful.</w:t>
       </w:r>
     </w:p>
     <w:p>
       <w:r>
-        <w:t>2. Click Review Transcript + Draft for an AI review pass.</w:t>
-      </w:r>
-    </w:p>
-    <w:p>
-      <w:r>
-        <w:t>3. Enter final change requests if you want a stronger summary or different emphasis.</w:t>
-      </w:r>
-    </w:p>
-    <w:p>
-      <w:r>
-        <w:t>4. Click Prepare Final Resume to generate the final version.</w:t>
+        <w:t>You can save your fact edits and refresh the follow-up questions so the rest of the workflow stays aligned.</w:t>
       </w:r>
     </w:p>
     <w:p>
@@ -125,12 +148,81 @@
         <w:pStyle w:val="Heading1"/>
       </w:pPr>
       <w:r>
-        <w:t>Download And Export</w:t>
+        <w:t>Step 4 - Answer Follow-Up Questions</w:t>
       </w:r>
     </w:p>
     <w:p>
       <w:r>
-        <w:t>You can download or export the current result in these formats:</w:t>
+        <w:t>The app asks targeted follow-up questions to strengthen the draft.</w:t>
+      </w:r>
+    </w:p>
+    <w:p>
+      <w:r>
+        <w:t>These usually focus on impact, tools, responsibilities, and the kind of job you want next.</w:t>
+      </w:r>
+    </w:p>
+    <w:p>
+      <w:r>
+        <w:t>Answer naturally. Short, clear answers are fine.</w:t>
+      </w:r>
+    </w:p>
+    <w:p>
+      <w:pPr>
+        <w:pStyle w:val="Heading1"/>
+      </w:pPr>
+      <w:r>
+        <w:t>Step 5 - Build The Draft</w:t>
+      </w:r>
+    </w:p>
+    <w:p>
+      <w:r>
+        <w:t>When your facts and answers look good, click Build Resume Draft.</w:t>
+      </w:r>
+    </w:p>
+    <w:p>
+      <w:r>
+        <w:t>The application uses the information you provided to create a structured resume draft.</w:t>
+      </w:r>
+    </w:p>
+    <w:p>
+      <w:r>
+        <w:t>If OpenAI is not available, the app still creates a local fallback draft so you can continue working.</w:t>
+      </w:r>
+    </w:p>
+    <w:p>
+      <w:pPr>
+        <w:pStyle w:val="Heading1"/>
+      </w:pPr>
+      <w:r>
+        <w:t>Step 6 - Review And Improve The Draft</w:t>
+      </w:r>
+    </w:p>
+    <w:p>
+      <w:r>
+        <w:t>Once the draft is built, you can review the transcript and the generated resume output.</w:t>
+      </w:r>
+    </w:p>
+    <w:p>
+      <w:r>
+        <w:t>Use Review Transcript + Draft to run an AI review pass that improves clarity, wording, and resume quality.</w:t>
+      </w:r>
+    </w:p>
+    <w:p>
+      <w:r>
+        <w:t>If you want more changes, write them in plain language and click Prepare Final Resume.</w:t>
+      </w:r>
+    </w:p>
+    <w:p>
+      <w:pPr>
+        <w:pStyle w:val="Heading1"/>
+      </w:pPr>
+      <w:r>
+        <w:t>Step 7 - Download And Export</w:t>
+      </w:r>
+    </w:p>
+    <w:p>
+      <w:r>
+        <w:t>When you are happy with the result, you can download the output in the format that works best for you.</w:t>
       </w:r>
     </w:p>
     <w:p>
@@ -138,7 +230,7 @@
         <w:pStyle w:val="ListBullet"/>
       </w:pPr>
       <w:r>
-        <w:t>Markdown</w:t>
+        <w:t>Transcript download</w:t>
       </w:r>
     </w:p>
     <w:p>
@@ -146,7 +238,7 @@
         <w:pStyle w:val="ListBullet"/>
       </w:pPr>
       <w:r>
-        <w:t>JSON</w:t>
+        <w:t>Markdown export</w:t>
       </w:r>
     </w:p>
     <w:p>
@@ -154,7 +246,7 @@
         <w:pStyle w:val="ListBullet"/>
       </w:pPr>
       <w:r>
-        <w:t>DOCX</w:t>
+        <w:t>JSON export</w:t>
       </w:r>
     </w:p>
     <w:p>
@@ -162,12 +254,20 @@
         <w:pStyle w:val="ListBullet"/>
       </w:pPr>
       <w:r>
-        <w:t>PDF</w:t>
+        <w:t>DOCX export</w:t>
+      </w:r>
+    </w:p>
+    <w:p>
+      <w:pPr>
+        <w:pStyle w:val="ListBullet"/>
+      </w:pPr>
+      <w:r>
+        <w:t>PDF export</w:t>
       </w:r>
     </w:p>
     <w:p>
       <w:r>
-        <w:t>You can also download the session transcript separately.</w:t>
+        <w:t>This gives you both editable and shareable versions of the work.</w:t>
       </w:r>
     </w:p>
     <w:p>
@@ -175,22 +275,27 @@
         <w:pStyle w:val="Heading1"/>
       </w:pPr>
       <w:r>
-        <w:t>Session Notes</w:t>
+        <w:t>Helpful Notes</w:t>
       </w:r>
     </w:p>
     <w:p>
       <w:r>
-        <w:t>Sessions are temporary and expire automatically. The interface shows the current session expiry time.</w:t>
+        <w:t>Sessions are temporary and expire automatically.</w:t>
       </w:r>
     </w:p>
     <w:p>
       <w:r>
-        <w:t>If a session expires, the app restores your locally saved text and starts a fresh session when possible.</w:t>
+        <w:t>The app shows the session expiry time so users know the work is not meant to be permanent inside the browser.</w:t>
       </w:r>
     </w:p>
     <w:p>
       <w:r>
-        <w:t>If OpenAI is unavailable, the app falls back to a local draft and review flow so you can continue working.</w:t>
+        <w:t>If a session expires, the app tries to restore saved local text and continue with a fresh session.</w:t>
+      </w:r>
+    </w:p>
+    <w:p>
+      <w:r>
+        <w:t>If you change facts after a draft has already been created, save or refresh them before building, reviewing, or exporting again.</w:t>
       </w:r>
     </w:p>
     <w:sectPr>

--- a/user_guide.docx
+++ b/user_guide.docx
@@ -4,41 +4,41 @@
   <w:body>
     <w:p>
       <w:pPr>
-        <w:pStyle w:val="Title"/>
+        <w:pStyle w:val="Heading1"/>
       </w:pPr>
       <w:r>
-        <w:t>Resume Co-Pilot - User Guide</w:t>
+        <w:t>CareerPaq - User Guide</w:t>
       </w:r>
     </w:p>
     <w:p>
       <w:r>
-        <w:t>Welcome to Resume Co-Pilot. This application helps you turn a rough career story into a polished resume draft in one guided session. It is designed to feel approachable even if you do not have a finished resume yet.</w:t>
+        <w:t>Welcome to CareerPaq. This guide walks you through every step of turning your career story into a professional resume draft in one guided session. No account is needed. Everything is private - your data is never stored after your session ends.</w:t>
       </w:r>
     </w:p>
     <w:p>
       <w:pPr>
-        <w:pStyle w:val="Heading1"/>
+        <w:pStyle w:val="Heading2"/>
       </w:pPr>
       <w:r>
-        <w:t>What The Application Does</w:t>
+        <w:t>What CareerPaq Does</w:t>
       </w:r>
     </w:p>
     <w:p>
       <w:r>
-        <w:t>Resume Co-Pilot collects your background, extracts useful facts, asks focused follow-up questions, builds a draft, improves it through review, and lets you export the result in multiple formats.</w:t>
+        <w:t>CareerPaq collects your background, extracts structured resume facts, asks focused follow-up questions to fill in the gaps, builds a polished draft, lets you refine it, and exports the result in multiple formats. You can then continue to the job search service at apply.careerpaq.com for tailored job matching and application support.</w:t>
       </w:r>
     </w:p>
     <w:p>
       <w:pPr>
-        <w:pStyle w:val="Heading1"/>
+        <w:pStyle w:val="Heading2"/>
       </w:pPr>
       <w:r>
-        <w:t>Step 1 - Start In The Easiest Way For You</w:t>
+        <w:t>Step 1 - Add Your Career Material</w:t>
       </w:r>
     </w:p>
     <w:p>
       <w:r>
-        <w:t>When you open the app, you begin on the welcome screen.</w:t>
+        <w:t>When you open CareerPaq, you see the welcome screen. You can add your career material three ways:</w:t>
       </w:r>
     </w:p>
     <w:p>
@@ -46,7 +46,7 @@
         <w:pStyle w:val="ListBullet"/>
       </w:pPr>
       <w:r>
-        <w:t>You can start by typing your story, uploading an existing file, or using browser voice dictation.</w:t>
+        <w:t>Type or paste - write your story directly in the text box</w:t>
       </w:r>
     </w:p>
     <w:p>
@@ -54,7 +54,7 @@
         <w:pStyle w:val="ListBullet"/>
       </w:pPr>
       <w:r>
-        <w:t>Typing is useful if you want full control.</w:t>
+        <w:t>Upload a file - TXT, MD, DOCX, or PDF (e.g. an old resume or career notes)</w:t>
       </w:r>
     </w:p>
     <w:p>
@@ -62,7 +62,38 @@
         <w:pStyle w:val="ListBullet"/>
       </w:pPr>
       <w:r>
-        <w:t>Upload is useful if you already have resume notes, an old resume, or a draft file.</w:t>
+        <w:t>Voice dictation - speak your story using the microphone button if your browser supports it</w:t>
+      </w:r>
+    </w:p>
+    <w:p>
+      <w:r>
+        <w:t>You do not need to be polished at this stage. Just get your experience, tools, strengths, and what kind of job you want into the app. The more detail the better.</w:t>
+      </w:r>
+    </w:p>
+    <w:p>
+      <w:pPr>
+        <w:pStyle w:val="Heading2"/>
+      </w:pPr>
+      <w:r>
+        <w:t>Step 2 - Extract Facts</w:t>
+      </w:r>
+    </w:p>
+    <w:p>
+      <w:r>
+        <w:t>Click Build My Resume (or Extract Facts) when your material is ready. The AI reads your text and turns it into structured resume facts - easier to review than a long paragraph. You will see them appear in the Facts panel.</w:t>
+      </w:r>
+    </w:p>
+    <w:p>
+      <w:pPr>
+        <w:pStyle w:val="Heading2"/>
+      </w:pPr>
+      <w:r>
+        <w:t>Step 3 - Review and Edit Facts</w:t>
+      </w:r>
+    </w:p>
+    <w:p>
+      <w:r>
+        <w:t>Before building the draft, review the facts carefully:</w:t>
       </w:r>
     </w:p>
     <w:p>
@@ -70,48 +101,7 @@
         <w:pStyle w:val="ListBullet"/>
       </w:pPr>
       <w:r>
-        <w:t>Voice is useful if speaking is easier than writing.</w:t>
-      </w:r>
-    </w:p>
-    <w:p>
-      <w:r>
-        <w:t>At this stage, the goal is not perfection. Just get your experience, strengths, tools, and goals into the app.</w:t>
-      </w:r>
-    </w:p>
-    <w:p>
-      <w:pPr>
-        <w:pStyle w:val="Heading1"/>
-      </w:pPr>
-      <w:r>
-        <w:t>Step 2 - Extract Facts</w:t>
-      </w:r>
-    </w:p>
-    <w:p>
-      <w:r>
-        <w:t>After your story is ready, click Extract Facts.</w:t>
-      </w:r>
-    </w:p>
-    <w:p>
-      <w:r>
-        <w:t>The application turns your background into structured facts that are easier to review than a large paragraph.</w:t>
-      </w:r>
-    </w:p>
-    <w:p>
-      <w:r>
-        <w:t>This helps prepare the strongest raw material for the resume draft.</w:t>
-      </w:r>
-    </w:p>
-    <w:p>
-      <w:pPr>
-        <w:pStyle w:val="Heading1"/>
-      </w:pPr>
-      <w:r>
-        <w:t>Step 3 - Review And Edit Facts</w:t>
-      </w:r>
-    </w:p>
-    <w:p>
-      <w:r>
-        <w:t>Before building the draft, review the extracted facts carefully.</w:t>
+        <w:t>Edit any label or detail that needs better wording</w:t>
       </w:r>
     </w:p>
     <w:p>
@@ -119,7 +109,7 @@
         <w:pStyle w:val="ListBullet"/>
       </w:pPr>
       <w:r>
-        <w:t>You can edit labels and details if something needs better wording.</w:t>
+        <w:t>Add a new fact if something important was missed</w:t>
       </w:r>
     </w:p>
     <w:p>
@@ -127,7 +117,51 @@
         <w:pStyle w:val="ListBullet"/>
       </w:pPr>
       <w:r>
-        <w:t>You can add new facts if something important is missing.</w:t>
+        <w:t>Delete any fact that is weak or incorrect</w:t>
+      </w:r>
+    </w:p>
+    <w:p>
+      <w:r>
+        <w:t>After editing, save your facts to refresh the follow-up questions.</w:t>
+      </w:r>
+    </w:p>
+    <w:p>
+      <w:pPr>
+        <w:pStyle w:val="Heading2"/>
+      </w:pPr>
+      <w:r>
+        <w:t>Step 4 - Answer Follow-Up Questions</w:t>
+      </w:r>
+    </w:p>
+    <w:p>
+      <w:r>
+        <w:t>The app shows 3-5 targeted questions designed to strengthen the draft. These typically cover measurable impact, tools and platforms, responsibilities, and your target role. Short, clear answers are fine.</w:t>
+      </w:r>
+    </w:p>
+    <w:p>
+      <w:pPr>
+        <w:pStyle w:val="Heading2"/>
+      </w:pPr>
+      <w:r>
+        <w:t>Step 5 - Build the Draft</w:t>
+      </w:r>
+    </w:p>
+    <w:p>
+      <w:r>
+        <w:t>Click Build Resume Draft. CareerPaq uses your facts and answers to generate a structured resume draft. If you want to use the Claude AI specialist, select that option. A draft will always be produced even if AI services are temporarily unavailable.</w:t>
+      </w:r>
+    </w:p>
+    <w:p>
+      <w:pPr>
+        <w:pStyle w:val="Heading2"/>
+      </w:pPr>
+      <w:r>
+        <w:t>Step 6 - Review and Refine</w:t>
+      </w:r>
+    </w:p>
+    <w:p>
+      <w:r>
+        <w:t>Once the draft appears:</w:t>
       </w:r>
     </w:p>
     <w:p>
@@ -135,94 +169,7 @@
         <w:pStyle w:val="ListBullet"/>
       </w:pPr>
       <w:r>
-        <w:t>You can remove facts that are weak, incorrect, or not useful.</w:t>
-      </w:r>
-    </w:p>
-    <w:p>
-      <w:r>
-        <w:t>You can save your fact edits and refresh the follow-up questions so the rest of the workflow stays aligned.</w:t>
-      </w:r>
-    </w:p>
-    <w:p>
-      <w:pPr>
-        <w:pStyle w:val="Heading1"/>
-      </w:pPr>
-      <w:r>
-        <w:t>Step 4 - Answer Follow-Up Questions</w:t>
-      </w:r>
-    </w:p>
-    <w:p>
-      <w:r>
-        <w:t>The app asks targeted follow-up questions to strengthen the draft.</w:t>
-      </w:r>
-    </w:p>
-    <w:p>
-      <w:r>
-        <w:t>These usually focus on impact, tools, responsibilities, and the kind of job you want next.</w:t>
-      </w:r>
-    </w:p>
-    <w:p>
-      <w:r>
-        <w:t>Answer naturally. Short, clear answers are fine.</w:t>
-      </w:r>
-    </w:p>
-    <w:p>
-      <w:pPr>
-        <w:pStyle w:val="Heading1"/>
-      </w:pPr>
-      <w:r>
-        <w:t>Step 5 - Build The Draft</w:t>
-      </w:r>
-    </w:p>
-    <w:p>
-      <w:r>
-        <w:t>When your facts and answers look good, click Build Resume Draft.</w:t>
-      </w:r>
-    </w:p>
-    <w:p>
-      <w:r>
-        <w:t>The application uses the information you provided to create a structured resume draft.</w:t>
-      </w:r>
-    </w:p>
-    <w:p>
-      <w:r>
-        <w:t>If OpenAI is not available, the app still creates a local fallback draft so you can continue working.</w:t>
-      </w:r>
-    </w:p>
-    <w:p>
-      <w:pPr>
-        <w:pStyle w:val="Heading1"/>
-      </w:pPr>
-      <w:r>
-        <w:t>Step 6 - Review And Improve The Draft</w:t>
-      </w:r>
-    </w:p>
-    <w:p>
-      <w:r>
-        <w:t>Once the draft is built, you can review the transcript and the generated resume output.</w:t>
-      </w:r>
-    </w:p>
-    <w:p>
-      <w:r>
-        <w:t>Use Review Transcript + Draft to run an AI review pass that improves clarity, wording, and resume quality.</w:t>
-      </w:r>
-    </w:p>
-    <w:p>
-      <w:r>
-        <w:t>If you want more changes, write them in plain language and click Prepare Final Resume.</w:t>
-      </w:r>
-    </w:p>
-    <w:p>
-      <w:pPr>
-        <w:pStyle w:val="Heading1"/>
-      </w:pPr>
-      <w:r>
-        <w:t>Step 7 - Download And Export</w:t>
-      </w:r>
-    </w:p>
-    <w:p>
-      <w:r>
-        <w:t>When you are happy with the result, you can download the output in the format that works best for you.</w:t>
+        <w:t>Click Review Transcript + Draft to run an AI quality pass that improves clarity and impact</w:t>
       </w:r>
     </w:p>
     <w:p>
@@ -230,7 +177,20 @@
         <w:pStyle w:val="ListBullet"/>
       </w:pPr>
       <w:r>
-        <w:t>Transcript download</w:t>
+        <w:t>Type a plain-language edit request (e.g. Make the summary shorter) and click Prepare Final Resume</w:t>
+      </w:r>
+    </w:p>
+    <w:p>
+      <w:pPr>
+        <w:pStyle w:val="Heading2"/>
+      </w:pPr>
+      <w:r>
+        <w:t>Step 7 - Export Your Resume</w:t>
+      </w:r>
+    </w:p>
+    <w:p>
+      <w:r>
+        <w:t>Download your result in any format:</w:t>
       </w:r>
     </w:p>
     <w:p>
@@ -238,7 +198,7 @@
         <w:pStyle w:val="ListBullet"/>
       </w:pPr>
       <w:r>
-        <w:t>Markdown export</w:t>
+        <w:t>Markdown - easy to paste into other tools or edit in Notion</w:t>
       </w:r>
     </w:p>
     <w:p>
@@ -246,7 +206,7 @@
         <w:pStyle w:val="ListBullet"/>
       </w:pPr>
       <w:r>
-        <w:t>JSON export</w:t>
+        <w:t>JSON - structured data you can pass into other systems</w:t>
       </w:r>
     </w:p>
     <w:p>
@@ -254,7 +214,7 @@
         <w:pStyle w:val="ListBullet"/>
       </w:pPr>
       <w:r>
-        <w:t>DOCX export</w:t>
+        <w:t>DOCX - Microsoft Word format for easy editing</w:t>
       </w:r>
     </w:p>
     <w:p>
@@ -262,40 +222,97 @@
         <w:pStyle w:val="ListBullet"/>
       </w:pPr>
       <w:r>
-        <w:t>PDF export</w:t>
+        <w:t>PDF - polished, ready-to-send version</w:t>
       </w:r>
     </w:p>
     <w:p>
       <w:r>
-        <w:t>This gives you both editable and shareable versions of the work.</w:t>
+        <w:t>You can also download the full session transcript as Markdown. This is useful as a reference when preparing for interviews.</w:t>
       </w:r>
     </w:p>
     <w:p>
       <w:pPr>
-        <w:pStyle w:val="Heading1"/>
+        <w:pStyle w:val="Heading2"/>
       </w:pPr>
       <w:r>
-        <w:t>Helpful Notes</w:t>
+        <w:t>Step 8 - Continue With Job Search</w:t>
       </w:r>
     </w:p>
     <w:p>
       <w:r>
-        <w:t>Sessions are temporary and expire automatically.</w:t>
+        <w:t>After downloading your resume, CareerPaq invites you to continue with the job search service. Click Yes on the green banner to open apply.careerpaq.com, where you can get tailored job matches and application material support.</w:t>
       </w:r>
     </w:p>
     <w:p>
+      <w:pPr>
+        <w:pStyle w:val="Heading2"/>
+      </w:pPr>
       <w:r>
-        <w:t>The app shows the session expiry time so users know the work is not meant to be permanent inside the browser.</w:t>
+        <w:t>Privacy and Session Notes</w:t>
       </w:r>
     </w:p>
     <w:p>
+      <w:pPr>
+        <w:pStyle w:val="ListBullet"/>
+      </w:pPr>
       <w:r>
-        <w:t>If a session expires, the app tries to restore saved local text and continue with a fresh session.</w:t>
+        <w:t>Sessions are temporary. A countdown timer shows when your session will expire.</w:t>
       </w:r>
     </w:p>
     <w:p>
+      <w:pPr>
+        <w:pStyle w:val="ListBullet"/>
+      </w:pPr>
       <w:r>
-        <w:t>If you change facts after a draft has already been created, save or refresh them before building, reviewing, or exporting again.</w:t>
+        <w:t>If your session expires, the app restores any locally saved text automatically.</w:t>
+      </w:r>
+    </w:p>
+    <w:p>
+      <w:pPr>
+        <w:pStyle w:val="ListBullet"/>
+      </w:pPr>
+      <w:r>
+        <w:t>No personal data is written to a database. Everything is deleted when the session ends.</w:t>
+      </w:r>
+    </w:p>
+    <w:p>
+      <w:pPr>
+        <w:pStyle w:val="ListBullet"/>
+      </w:pPr>
+      <w:r>
+        <w:t>The app works without an account or email address.</w:t>
+      </w:r>
+    </w:p>
+    <w:p>
+      <w:pPr>
+        <w:pStyle w:val="Heading2"/>
+      </w:pPr>
+      <w:r>
+        <w:t>Troubleshooting</w:t>
+      </w:r>
+    </w:p>
+    <w:p>
+      <w:pPr>
+        <w:pStyle w:val="ListBullet"/>
+      </w:pPr>
+      <w:r>
+        <w:t>If the page does not respond, check that the backend service is running on port 8001.</w:t>
+      </w:r>
+    </w:p>
+    <w:p>
+      <w:pPr>
+        <w:pStyle w:val="ListBullet"/>
+      </w:pPr>
+      <w:r>
+        <w:t>If AI features are unavailable, the app still creates a local fallback draft so you can continue.</w:t>
+      </w:r>
+    </w:p>
+    <w:p>
+      <w:pPr>
+        <w:pStyle w:val="ListBullet"/>
+      </w:pPr>
+      <w:r>
+        <w:t>If a fact panel or export button appears grey, check that the previous step completed successfully.</w:t>
       </w:r>
     </w:p>
     <w:sectPr>
